--- a/guides/contrato_prestacao_servicos_dev.docx
+++ b/guides/contrato_prestacao_servicos_dev.docx
@@ -200,6 +200,32 @@
       <w:r>
         <w:t>TESTEMUNHA 2: [Nome, opcional]</w:t>
       </w:r>
+    </w:p>
+    <w:p/>
+    <w:p>
+      <w:pPr>
+        <w:pStyle w:val="Heading2"/>
+      </w:pPr>
+      <w:r>
+        <w:rPr>
+          <w:color w:val="1F4E4A"/>
+        </w:rPr>
+        <w:t>Siga a Skill Hub</w:t>
+      </w:r>
+    </w:p>
+    <w:p>
+      <w:r>
+        <w:t xml:space="preserve">Duvidas, novidades e mais modelos: </w:t>
+      </w:r>
+      <w:hyperlink r:id="rId9">
+        <w:r>
+          <w:rPr>
+            <w:color w:val="0563C1"/>
+            <w:u w:val="single"/>
+          </w:rPr>
+          <w:t>@skillhub.tec</w:t>
+        </w:r>
+      </w:hyperlink>
     </w:p>
     <w:sectPr>
       <w:pgSz w:w="12240" w:h="15840"/>
